--- a/Modelos/AG/FATEC/solicitacao_contratacao_FATEC.docx
+++ b/Modelos/AG/FATEC/solicitacao_contratacao_FATEC.docx
@@ -157,15 +157,7 @@
         <w:rPr>
           <w:rFonts w:eastAsia="Times New Roman" w:cs="Times New Roman"/>
         </w:rPr>
-        <w:t>Ao cumprimentar Vos</w:t>
-      </w:r>
-      <w:bookmarkStart w:id="0" w:name="_GoBack"/>
-      <w:bookmarkEnd w:id="0"/>
-      <w:r>
-        <w:rPr>
-          <w:rFonts w:eastAsia="Times New Roman" w:cs="Times New Roman"/>
-        </w:rPr>
-        <w:t xml:space="preserve">sa Senhoria, solicitamos a celebração de CONTRATO com a </w:t>
+        <w:t xml:space="preserve">Ao cumprimentar Vossa Senhoria, solicitamos a celebração de CONTRATO com a </w:t>
       </w:r>
       <w:r>
         <w:rPr>
@@ -279,6 +271,12 @@
         </w:rPr>
         <w:t xml:space="preserve">Justifica-se a escolha da (Fundação de apoio) </w:t>
       </w:r>
+      <w:r>
+        <w:rPr>
+          <w:rFonts w:eastAsia="Times New Roman" w:cs="Times New Roman"/>
+        </w:rPr>
+        <w:t>como: “</w:t>
+      </w:r>
       <w:proofErr w:type="gramStart"/>
       <w:r>
         <w:rPr>
@@ -306,6 +304,12 @@
           <w:rFonts w:eastAsia="Times New Roman" w:cs="Times New Roman"/>
         </w:rPr>
         <w:t xml:space="preserve"> }}</w:t>
+      </w:r>
+      <w:r>
+        <w:rPr>
+          <w:rFonts w:eastAsia="Times New Roman" w:cs="Times New Roman"/>
+        </w:rPr>
+        <w:t>”</w:t>
       </w:r>
     </w:p>
     <w:p>
@@ -352,12 +356,6 @@
           <w:rFonts w:eastAsia="Times New Roman" w:cs="Times New Roman"/>
         </w:rPr>
         <w:t xml:space="preserve"> }}</w:t>
-      </w:r>
-      <w:r>
-        <w:rPr>
-          <w:rFonts w:eastAsia="Times New Roman" w:cs="Times New Roman"/>
-        </w:rPr>
-        <w:t>.</w:t>
       </w:r>
     </w:p>
     <w:p>
@@ -932,6 +930,12 @@
         <w:rPr>
           <w:rFonts w:eastAsia="Times New Roman" w:cs="Times New Roman"/>
         </w:rPr>
+        <w:t xml:space="preserve">NOME: </w:t>
+      </w:r>
+      <w:r>
+        <w:rPr>
+          <w:rFonts w:eastAsia="Times New Roman" w:cs="Times New Roman"/>
+        </w:rPr>
         <w:t xml:space="preserve">{{ </w:t>
       </w:r>
       <w:proofErr w:type="spellStart"/>
@@ -946,7 +950,22 @@
         <w:rPr>
           <w:rFonts w:eastAsia="Times New Roman" w:cs="Times New Roman"/>
         </w:rPr>
-        <w:t xml:space="preserve"> }}   {{ </w:t>
+        <w:t xml:space="preserve"> }}  </w:t>
+      </w:r>
+      <w:r>
+        <w:rPr>
+          <w:rFonts w:eastAsia="Times New Roman" w:cs="Times New Roman"/>
+        </w:rPr>
+        <w:br/>
+        <w:t>SIAPE:</w:t>
+      </w:r>
+      <w:bookmarkStart w:id="0" w:name="_GoBack"/>
+      <w:bookmarkEnd w:id="0"/>
+      <w:r>
+        <w:rPr>
+          <w:rFonts w:eastAsia="Times New Roman" w:cs="Times New Roman"/>
+        </w:rPr>
+        <w:t xml:space="preserve"> {{ </w:t>
       </w:r>
       <w:proofErr w:type="spellStart"/>
       <w:r>
